--- a/Docs/NCKH.docx
+++ b/Docs/NCKH.docx
@@ -276,7 +276,6 @@
         <w:rPr>
           <w:sz w:val="28"/>
           <w:szCs w:val="28"/>
-          <w:lang w:val="en-US"/>
         </w:rPr>
       </w:pPr>
       <w:r>
@@ -300,197 +299,177 @@
         <w:rPr>
           <w:sz w:val="28"/>
           <w:szCs w:val="28"/>
-          <w:lang w:val="en-US"/>
-        </w:rPr>
-      </w:pPr>
-    </w:p>
-    <w:p>
-      <w:pPr>
-        <w:jc w:val="both"/>
-        <w:rPr>
-          <w:sz w:val="28"/>
-          <w:szCs w:val="28"/>
-          <w:lang w:val="en-US"/>
-        </w:rPr>
-      </w:pPr>
-    </w:p>
-    <w:p>
-      <w:pPr>
-        <w:jc w:val="both"/>
-        <w:rPr>
-          <w:sz w:val="28"/>
-          <w:szCs w:val="28"/>
-          <w:lang w:val="en-US"/>
-        </w:rPr>
-      </w:pPr>
-    </w:p>
-    <w:p>
-      <w:pPr>
-        <w:jc w:val="both"/>
-        <w:rPr>
-          <w:sz w:val="28"/>
-          <w:szCs w:val="28"/>
-          <w:lang w:val="en-US"/>
-        </w:rPr>
-      </w:pPr>
-    </w:p>
-    <w:p>
-      <w:pPr>
-        <w:jc w:val="both"/>
-        <w:rPr>
-          <w:sz w:val="28"/>
-          <w:szCs w:val="28"/>
-          <w:lang w:val="en-US"/>
-        </w:rPr>
-      </w:pPr>
-    </w:p>
-    <w:p>
-      <w:pPr>
-        <w:jc w:val="both"/>
-        <w:rPr>
-          <w:sz w:val="28"/>
-          <w:szCs w:val="28"/>
-          <w:lang w:val="en-US"/>
-        </w:rPr>
-      </w:pPr>
-    </w:p>
-    <w:p>
-      <w:pPr>
-        <w:jc w:val="both"/>
-        <w:rPr>
-          <w:sz w:val="28"/>
-          <w:szCs w:val="28"/>
-          <w:lang w:val="en-US"/>
-        </w:rPr>
-      </w:pPr>
-    </w:p>
-    <w:p>
-      <w:pPr>
-        <w:jc w:val="both"/>
-        <w:rPr>
-          <w:sz w:val="28"/>
-          <w:szCs w:val="28"/>
-          <w:lang w:val="en-US"/>
-        </w:rPr>
-      </w:pPr>
-    </w:p>
-    <w:p>
-      <w:pPr>
-        <w:jc w:val="both"/>
-        <w:rPr>
-          <w:sz w:val="28"/>
-          <w:szCs w:val="28"/>
-          <w:lang w:val="en-US"/>
-        </w:rPr>
-      </w:pPr>
-    </w:p>
-    <w:p>
-      <w:pPr>
-        <w:jc w:val="both"/>
-        <w:rPr>
-          <w:sz w:val="28"/>
-          <w:szCs w:val="28"/>
-          <w:lang w:val="en-US"/>
-        </w:rPr>
-      </w:pPr>
-    </w:p>
-    <w:p>
-      <w:pPr>
-        <w:jc w:val="both"/>
-        <w:rPr>
-          <w:sz w:val="28"/>
-          <w:szCs w:val="28"/>
-          <w:lang w:val="en-US"/>
-        </w:rPr>
-      </w:pPr>
-    </w:p>
-    <w:p>
-      <w:pPr>
-        <w:jc w:val="both"/>
-        <w:rPr>
-          <w:sz w:val="28"/>
-          <w:szCs w:val="28"/>
-          <w:lang w:val="en-US"/>
-        </w:rPr>
-      </w:pPr>
-    </w:p>
-    <w:p>
-      <w:pPr>
-        <w:jc w:val="both"/>
-        <w:rPr>
-          <w:sz w:val="28"/>
-          <w:szCs w:val="28"/>
-          <w:lang w:val="en-US"/>
-        </w:rPr>
-      </w:pPr>
-    </w:p>
-    <w:p>
-      <w:pPr>
-        <w:jc w:val="both"/>
-        <w:rPr>
-          <w:sz w:val="28"/>
-          <w:szCs w:val="28"/>
-          <w:lang w:val="en-US"/>
-        </w:rPr>
-      </w:pPr>
-    </w:p>
-    <w:p>
-      <w:pPr>
-        <w:jc w:val="both"/>
-        <w:rPr>
-          <w:sz w:val="28"/>
-          <w:szCs w:val="28"/>
-          <w:lang w:val="en-US"/>
-        </w:rPr>
-      </w:pPr>
-    </w:p>
-    <w:p>
-      <w:pPr>
-        <w:jc w:val="both"/>
-        <w:rPr>
-          <w:sz w:val="28"/>
-          <w:szCs w:val="28"/>
-          <w:lang w:val="en-US"/>
-        </w:rPr>
-      </w:pPr>
-    </w:p>
-    <w:p>
-      <w:pPr>
-        <w:jc w:val="both"/>
-        <w:rPr>
-          <w:sz w:val="28"/>
-          <w:szCs w:val="28"/>
-          <w:lang w:val="en-US"/>
-        </w:rPr>
-      </w:pPr>
-    </w:p>
-    <w:p>
-      <w:pPr>
-        <w:jc w:val="both"/>
-        <w:rPr>
-          <w:sz w:val="28"/>
-          <w:szCs w:val="28"/>
-          <w:lang w:val="en-US"/>
-        </w:rPr>
-      </w:pPr>
-    </w:p>
-    <w:p>
-      <w:pPr>
-        <w:jc w:val="both"/>
-        <w:rPr>
-          <w:sz w:val="28"/>
-          <w:szCs w:val="28"/>
-          <w:lang w:val="en-US"/>
-        </w:rPr>
-      </w:pPr>
-    </w:p>
-    <w:p>
-      <w:pPr>
-        <w:jc w:val="both"/>
-        <w:rPr>
-          <w:sz w:val="28"/>
-          <w:szCs w:val="28"/>
-          <w:lang w:val="en-US"/>
+        </w:rPr>
+      </w:pPr>
+    </w:p>
+    <w:p>
+      <w:pPr>
+        <w:jc w:val="both"/>
+        <w:rPr>
+          <w:sz w:val="28"/>
+          <w:szCs w:val="28"/>
+        </w:rPr>
+      </w:pPr>
+    </w:p>
+    <w:p>
+      <w:pPr>
+        <w:jc w:val="both"/>
+        <w:rPr>
+          <w:sz w:val="28"/>
+          <w:szCs w:val="28"/>
+        </w:rPr>
+      </w:pPr>
+    </w:p>
+    <w:p>
+      <w:pPr>
+        <w:jc w:val="both"/>
+        <w:rPr>
+          <w:sz w:val="28"/>
+          <w:szCs w:val="28"/>
+        </w:rPr>
+      </w:pPr>
+    </w:p>
+    <w:p>
+      <w:pPr>
+        <w:jc w:val="both"/>
+        <w:rPr>
+          <w:sz w:val="28"/>
+          <w:szCs w:val="28"/>
+        </w:rPr>
+      </w:pPr>
+    </w:p>
+    <w:p>
+      <w:pPr>
+        <w:jc w:val="both"/>
+        <w:rPr>
+          <w:sz w:val="28"/>
+          <w:szCs w:val="28"/>
+        </w:rPr>
+      </w:pPr>
+    </w:p>
+    <w:p>
+      <w:pPr>
+        <w:jc w:val="both"/>
+        <w:rPr>
+          <w:sz w:val="28"/>
+          <w:szCs w:val="28"/>
+        </w:rPr>
+      </w:pPr>
+    </w:p>
+    <w:p>
+      <w:pPr>
+        <w:jc w:val="both"/>
+        <w:rPr>
+          <w:sz w:val="28"/>
+          <w:szCs w:val="28"/>
+        </w:rPr>
+      </w:pPr>
+    </w:p>
+    <w:p>
+      <w:pPr>
+        <w:jc w:val="both"/>
+        <w:rPr>
+          <w:sz w:val="28"/>
+          <w:szCs w:val="28"/>
+        </w:rPr>
+      </w:pPr>
+    </w:p>
+    <w:p>
+      <w:pPr>
+        <w:jc w:val="both"/>
+        <w:rPr>
+          <w:sz w:val="28"/>
+          <w:szCs w:val="28"/>
+        </w:rPr>
+      </w:pPr>
+    </w:p>
+    <w:p>
+      <w:pPr>
+        <w:jc w:val="both"/>
+        <w:rPr>
+          <w:sz w:val="28"/>
+          <w:szCs w:val="28"/>
+        </w:rPr>
+      </w:pPr>
+    </w:p>
+    <w:p>
+      <w:pPr>
+        <w:jc w:val="both"/>
+        <w:rPr>
+          <w:sz w:val="28"/>
+          <w:szCs w:val="28"/>
+        </w:rPr>
+      </w:pPr>
+    </w:p>
+    <w:p>
+      <w:pPr>
+        <w:jc w:val="both"/>
+        <w:rPr>
+          <w:sz w:val="28"/>
+          <w:szCs w:val="28"/>
+        </w:rPr>
+      </w:pPr>
+    </w:p>
+    <w:p>
+      <w:pPr>
+        <w:jc w:val="both"/>
+        <w:rPr>
+          <w:sz w:val="28"/>
+          <w:szCs w:val="28"/>
+        </w:rPr>
+      </w:pPr>
+    </w:p>
+    <w:p>
+      <w:pPr>
+        <w:jc w:val="both"/>
+        <w:rPr>
+          <w:sz w:val="28"/>
+          <w:szCs w:val="28"/>
+        </w:rPr>
+      </w:pPr>
+    </w:p>
+    <w:p>
+      <w:pPr>
+        <w:jc w:val="both"/>
+        <w:rPr>
+          <w:sz w:val="28"/>
+          <w:szCs w:val="28"/>
+        </w:rPr>
+      </w:pPr>
+    </w:p>
+    <w:p>
+      <w:pPr>
+        <w:jc w:val="both"/>
+        <w:rPr>
+          <w:sz w:val="28"/>
+          <w:szCs w:val="28"/>
+        </w:rPr>
+      </w:pPr>
+    </w:p>
+    <w:p>
+      <w:pPr>
+        <w:jc w:val="both"/>
+        <w:rPr>
+          <w:sz w:val="28"/>
+          <w:szCs w:val="28"/>
+        </w:rPr>
+      </w:pPr>
+    </w:p>
+    <w:p>
+      <w:pPr>
+        <w:jc w:val="both"/>
+        <w:rPr>
+          <w:sz w:val="28"/>
+          <w:szCs w:val="28"/>
+        </w:rPr>
+      </w:pPr>
+    </w:p>
+    <w:p>
+      <w:pPr>
+        <w:jc w:val="both"/>
+        <w:rPr>
+          <w:sz w:val="28"/>
+          <w:szCs w:val="28"/>
         </w:rPr>
       </w:pPr>
     </w:p>
@@ -502,7 +481,6 @@
           <w:bCs/>
           <w:sz w:val="28"/>
           <w:szCs w:val="28"/>
-          <w:lang w:val="en-US"/>
         </w:rPr>
       </w:pPr>
       <w:r>
@@ -511,7 +489,6 @@
           <w:bCs/>
           <w:sz w:val="28"/>
           <w:szCs w:val="28"/>
-          <w:lang w:val="en-US"/>
         </w:rPr>
         <w:lastRenderedPageBreak/>
         <w:t xml:space="preserve">CHƯƠNG 1: </w:t>
@@ -892,8 +869,25 @@
           <w:sz w:val="28"/>
           <w:szCs w:val="28"/>
         </w:rPr>
-        <w:t xml:space="preserve">-     </w:t>
-      </w:r>
+        <w:t>-     Quan sát thụ động:</w:t>
+      </w:r>
+      <w:r>
+        <w:rPr>
+          <w:sz w:val="28"/>
+          <w:szCs w:val="28"/>
+        </w:rPr>
+        <w:t xml:space="preserve"> Các phương pháp AF thụ động (Passive AF) cho phép lấy nét mà không phát ra bất kỳ tín hiệu sóng hay tia laser nào. điều này cực kỳ quan trọng trong tác chiến bí mật, giúp thiết bị quan sát không bị phát hiện bởi các hệ thống cảnh báo laser hoặc trinh sát điện từ của đối phương.</w:t>
+      </w:r>
+    </w:p>
+    <w:p>
+      <w:pPr>
+        <w:ind w:left="720"/>
+        <w:jc w:val="both"/>
+        <w:rPr>
+          <w:sz w:val="28"/>
+          <w:szCs w:val="28"/>
+        </w:rPr>
+      </w:pPr>
       <w:r>
         <w:rPr>
           <w:b/>
@@ -901,35 +895,26 @@
           <w:sz w:val="28"/>
           <w:szCs w:val="28"/>
         </w:rPr>
-        <w:t>Quan sát thụ động:</w:t>
-      </w:r>
-      <w:r>
-        <w:rPr>
-          <w:sz w:val="28"/>
-          <w:szCs w:val="28"/>
-        </w:rPr>
-        <w:t xml:space="preserve"> Các phương pháp AF thụ động (Passive AF) cho phép lấy nét mà không phát ra bất kỳ tín hiệu sóng hay tia laser nào. điều này cực kỳ quan trọng trong tác chiến bí mật, giúp thiết bị quan sát không bị phát hiện bởi các hệ thống cảnh báo laser hoặc trinh sát điện từ của đối phương.</w:t>
-      </w:r>
-    </w:p>
-    <w:p>
-      <w:pPr>
-        <w:ind w:left="720"/>
-        <w:jc w:val="both"/>
-        <w:rPr>
-          <w:sz w:val="28"/>
-          <w:szCs w:val="28"/>
-          <w:lang w:val="en-US"/>
-        </w:rPr>
-      </w:pPr>
-      <w:r>
+        <w:t>-      Tăng tuổi thọ thiết bị:</w:t>
+      </w:r>
+      <w:r>
+        <w:rPr>
+          <w:sz w:val="28"/>
+          <w:szCs w:val="28"/>
+        </w:rPr>
+        <w:t xml:space="preserve"> Việc lấy nét tự động chính xác giúp giảm thiểu việc điều chỉnh cơ khí thừa thãi, từ đó bảo vệ các cụm thấu kính và động cơ chấp hành trong môi trường rung lắc mạnh.</w:t>
+      </w:r>
+    </w:p>
+    <w:p>
+      <w:pPr>
+        <w:jc w:val="both"/>
         <w:rPr>
           <w:b/>
           <w:bCs/>
           <w:sz w:val="28"/>
           <w:szCs w:val="28"/>
         </w:rPr>
-        <w:t xml:space="preserve">-      </w:t>
-      </w:r>
+      </w:pPr>
       <w:r>
         <w:rPr>
           <w:b/>
@@ -937,15 +922,261 @@
           <w:sz w:val="28"/>
           <w:szCs w:val="28"/>
         </w:rPr>
-        <w:t>Tăng tuổi thọ thiết bị:</w:t>
-      </w:r>
-      <w:r>
-        <w:rPr>
-          <w:sz w:val="28"/>
-          <w:szCs w:val="28"/>
-        </w:rPr>
-        <w:t xml:space="preserve"> Việc lấy nét tự động chính xác giúp giảm thiểu việc điều chỉnh cơ khí thừa thãi, từ đó bảo vệ các cụm thấu kính và động cơ chấp hành trong môi trường rung lắc mạnh.</w:t>
-      </w:r>
+        <w:t>1.2. Phân tích các phương pháp lấy nét tự động hiện nay</w:t>
+      </w:r>
+    </w:p>
+    <w:p>
+      <w:pPr>
+        <w:jc w:val="both"/>
+        <w:rPr>
+          <w:sz w:val="28"/>
+          <w:szCs w:val="28"/>
+        </w:rPr>
+      </w:pPr>
+      <w:r>
+        <w:rPr>
+          <w:sz w:val="28"/>
+          <w:szCs w:val="28"/>
+        </w:rPr>
+        <w:t xml:space="preserve">Hệ thống tự động lấy nét (AF) về bản chất là một hệ thống điều khiển vòng kín, trong đó tín hiệu đầu vào là hình ảnh hoặc khoảng cách, và đầu ra là sự dịch chuyển của cụm thấu kính (Focus Lens Group) để đưa mặt phẳng ảnh trùng với </w:t>
+      </w:r>
+      <w:r>
+        <w:rPr>
+          <w:sz w:val="28"/>
+          <w:szCs w:val="28"/>
+        </w:rPr>
+        <w:lastRenderedPageBreak/>
+        <w:t>bề mặt cảm biến. Hiện nay, các khí tài quang điện tử chủ yếu sử dụng hai nhóm phương pháp chính:</w:t>
+      </w:r>
+    </w:p>
+    <w:p>
+      <w:pPr>
+        <w:jc w:val="both"/>
+        <w:rPr>
+          <w:sz w:val="28"/>
+          <w:szCs w:val="28"/>
+        </w:rPr>
+      </w:pPr>
+    </w:p>
+    <w:p>
+      <w:pPr>
+        <w:jc w:val="both"/>
+        <w:rPr>
+          <w:sz w:val="28"/>
+          <w:szCs w:val="28"/>
+          <w:lang w:val="en-US"/>
+        </w:rPr>
+      </w:pPr>
+    </w:p>
+    <w:p>
+      <w:pPr>
+        <w:jc w:val="both"/>
+        <w:rPr>
+          <w:sz w:val="28"/>
+          <w:szCs w:val="28"/>
+          <w:lang w:val="en-US"/>
+        </w:rPr>
+      </w:pPr>
+    </w:p>
+    <w:p>
+      <w:pPr>
+        <w:jc w:val="both"/>
+        <w:rPr>
+          <w:sz w:val="28"/>
+          <w:szCs w:val="28"/>
+          <w:lang w:val="en-US"/>
+        </w:rPr>
+      </w:pPr>
+    </w:p>
+    <w:p>
+      <w:pPr>
+        <w:jc w:val="both"/>
+        <w:rPr>
+          <w:sz w:val="28"/>
+          <w:szCs w:val="28"/>
+          <w:lang w:val="en-US"/>
+        </w:rPr>
+      </w:pPr>
+    </w:p>
+    <w:p>
+      <w:pPr>
+        <w:jc w:val="both"/>
+        <w:rPr>
+          <w:sz w:val="28"/>
+          <w:szCs w:val="28"/>
+          <w:lang w:val="en-US"/>
+        </w:rPr>
+      </w:pPr>
+    </w:p>
+    <w:p>
+      <w:pPr>
+        <w:jc w:val="both"/>
+        <w:rPr>
+          <w:sz w:val="28"/>
+          <w:szCs w:val="28"/>
+          <w:lang w:val="en-US"/>
+        </w:rPr>
+      </w:pPr>
+    </w:p>
+    <w:p>
+      <w:pPr>
+        <w:jc w:val="both"/>
+        <w:rPr>
+          <w:sz w:val="28"/>
+          <w:szCs w:val="28"/>
+          <w:lang w:val="en-US"/>
+        </w:rPr>
+      </w:pPr>
+    </w:p>
+    <w:p>
+      <w:pPr>
+        <w:jc w:val="both"/>
+        <w:rPr>
+          <w:sz w:val="28"/>
+          <w:szCs w:val="28"/>
+          <w:lang w:val="en-US"/>
+        </w:rPr>
+      </w:pPr>
+    </w:p>
+    <w:p>
+      <w:pPr>
+        <w:jc w:val="both"/>
+        <w:rPr>
+          <w:sz w:val="28"/>
+          <w:szCs w:val="28"/>
+          <w:lang w:val="en-US"/>
+        </w:rPr>
+      </w:pPr>
+    </w:p>
+    <w:p>
+      <w:pPr>
+        <w:jc w:val="both"/>
+        <w:rPr>
+          <w:sz w:val="28"/>
+          <w:szCs w:val="28"/>
+          <w:lang w:val="en-US"/>
+        </w:rPr>
+      </w:pPr>
+    </w:p>
+    <w:p>
+      <w:pPr>
+        <w:jc w:val="both"/>
+        <w:rPr>
+          <w:sz w:val="28"/>
+          <w:szCs w:val="28"/>
+          <w:lang w:val="en-US"/>
+        </w:rPr>
+      </w:pPr>
+    </w:p>
+    <w:p>
+      <w:pPr>
+        <w:jc w:val="both"/>
+        <w:rPr>
+          <w:sz w:val="28"/>
+          <w:szCs w:val="28"/>
+          <w:lang w:val="en-US"/>
+        </w:rPr>
+      </w:pPr>
+    </w:p>
+    <w:p>
+      <w:pPr>
+        <w:jc w:val="both"/>
+        <w:rPr>
+          <w:sz w:val="28"/>
+          <w:szCs w:val="28"/>
+          <w:lang w:val="en-US"/>
+        </w:rPr>
+      </w:pPr>
+    </w:p>
+    <w:p>
+      <w:pPr>
+        <w:jc w:val="both"/>
+        <w:rPr>
+          <w:sz w:val="28"/>
+          <w:szCs w:val="28"/>
+          <w:lang w:val="en-US"/>
+        </w:rPr>
+      </w:pPr>
+    </w:p>
+    <w:p>
+      <w:pPr>
+        <w:jc w:val="both"/>
+        <w:rPr>
+          <w:sz w:val="28"/>
+          <w:szCs w:val="28"/>
+          <w:lang w:val="en-US"/>
+        </w:rPr>
+      </w:pPr>
+    </w:p>
+    <w:p>
+      <w:pPr>
+        <w:jc w:val="both"/>
+        <w:rPr>
+          <w:sz w:val="28"/>
+          <w:szCs w:val="28"/>
+          <w:lang w:val="en-US"/>
+        </w:rPr>
+      </w:pPr>
+    </w:p>
+    <w:p>
+      <w:pPr>
+        <w:jc w:val="both"/>
+        <w:rPr>
+          <w:sz w:val="28"/>
+          <w:szCs w:val="28"/>
+          <w:lang w:val="en-US"/>
+        </w:rPr>
+      </w:pPr>
+    </w:p>
+    <w:p>
+      <w:pPr>
+        <w:jc w:val="both"/>
+        <w:rPr>
+          <w:sz w:val="28"/>
+          <w:szCs w:val="28"/>
+          <w:lang w:val="en-US"/>
+        </w:rPr>
+      </w:pPr>
+    </w:p>
+    <w:p>
+      <w:pPr>
+        <w:jc w:val="both"/>
+        <w:rPr>
+          <w:sz w:val="28"/>
+          <w:szCs w:val="28"/>
+          <w:lang w:val="en-US"/>
+        </w:rPr>
+      </w:pPr>
+    </w:p>
+    <w:p>
+      <w:pPr>
+        <w:jc w:val="both"/>
+        <w:rPr>
+          <w:sz w:val="28"/>
+          <w:szCs w:val="28"/>
+          <w:lang w:val="en-US"/>
+        </w:rPr>
+      </w:pPr>
+    </w:p>
+    <w:p>
+      <w:pPr>
+        <w:jc w:val="both"/>
+        <w:rPr>
+          <w:sz w:val="28"/>
+          <w:szCs w:val="28"/>
+          <w:lang w:val="en-US"/>
+        </w:rPr>
+      </w:pPr>
+    </w:p>
+    <w:p>
+      <w:pPr>
+        <w:jc w:val="both"/>
+        <w:rPr>
+          <w:sz w:val="28"/>
+          <w:szCs w:val="28"/>
+          <w:lang w:val="en-US"/>
+        </w:rPr>
+      </w:pPr>
     </w:p>
     <w:p>
       <w:pPr>
@@ -964,74 +1195,1189 @@
           <w:sz w:val="28"/>
           <w:szCs w:val="28"/>
         </w:rPr>
-        <w:t>1.2. Phân tích các phương pháp lấy nét tự động hiện nay</w:t>
-      </w:r>
-    </w:p>
-    <w:p>
-      <w:pPr>
-        <w:jc w:val="both"/>
-        <w:rPr>
-          <w:sz w:val="28"/>
-          <w:szCs w:val="28"/>
-          <w:lang w:val="en-US"/>
-        </w:rPr>
-      </w:pPr>
-      <w:r>
-        <w:rPr>
-          <w:sz w:val="28"/>
-          <w:szCs w:val="28"/>
-        </w:rPr>
-        <w:t xml:space="preserve">Hệ thống tự động lấy nét (AF) về bản chất là một hệ thống điều khiển vòng kín, trong đó tín hiệu đầu vào là hình ảnh hoặc khoảng cách, và đầu ra là sự dịch chuyển của cụm thấu kính (Focus Lens Group) để đưa mặt phẳng ảnh trùng với </w:t>
-      </w:r>
-      <w:r>
-        <w:rPr>
-          <w:sz w:val="28"/>
-          <w:szCs w:val="28"/>
-        </w:rPr>
         <w:lastRenderedPageBreak/>
-        <w:t>bề mặt cảm biến. Hiện nay, các khí tài quang điện tử chủ yếu sử dụng hai nhóm phương pháp chính:</w:t>
-      </w:r>
-    </w:p>
-    <w:p>
-      <w:pPr>
-        <w:jc w:val="both"/>
-        <w:rPr>
-          <w:sz w:val="28"/>
-          <w:szCs w:val="28"/>
-        </w:rPr>
-      </w:pPr>
-    </w:p>
-    <w:p>
-      <w:pPr>
-        <w:jc w:val="both"/>
-        <w:rPr>
-          <w:sz w:val="28"/>
-          <w:szCs w:val="28"/>
-        </w:rPr>
-      </w:pPr>
-    </w:p>
-    <w:p>
-      <w:pPr>
-        <w:jc w:val="both"/>
-        <w:rPr>
-          <w:sz w:val="28"/>
-          <w:szCs w:val="28"/>
-        </w:rPr>
-      </w:pPr>
-    </w:p>
-    <w:p>
-      <w:pPr>
-        <w:jc w:val="both"/>
-        <w:rPr>
-          <w:sz w:val="28"/>
-          <w:szCs w:val="28"/>
-        </w:rPr>
-      </w:pPr>
-    </w:p>
-    <w:p>
-      <w:pPr>
-        <w:jc w:val="both"/>
-        <w:rPr>
+        <w:t>CHƯƠNG 2: CƠ SỞ LÝ THUYẾT VÀ TOÁN HỌC CỦA CÁC ĐỘ ĐO ĐỘ NÉT</w:t>
+      </w:r>
+    </w:p>
+    <w:p>
+      <w:pPr>
+        <w:jc w:val="both"/>
+        <w:rPr>
+          <w:b/>
+          <w:bCs/>
+          <w:sz w:val="28"/>
+          <w:szCs w:val="28"/>
+        </w:rPr>
+      </w:pPr>
+      <w:r>
+        <w:rPr>
+          <w:b/>
+          <w:bCs/>
+          <w:sz w:val="28"/>
+          <w:szCs w:val="28"/>
+        </w:rPr>
+        <w:t>2.1. Mô hình toán học của hình ảnh và khái niệm tiêu cự</w:t>
+      </w:r>
+    </w:p>
+    <w:p>
+      <w:pPr>
+        <w:jc w:val="both"/>
+        <w:rPr>
+          <w:b/>
+          <w:bCs/>
+          <w:sz w:val="28"/>
+          <w:szCs w:val="28"/>
+        </w:rPr>
+      </w:pPr>
+      <w:r>
+        <w:rPr>
+          <w:b/>
+          <w:bCs/>
+          <w:sz w:val="28"/>
+          <w:szCs w:val="28"/>
+        </w:rPr>
+        <w:t>2.1.1. Biểu diễn số hóa hình ảnh</w:t>
+      </w:r>
+    </w:p>
+    <w:p>
+      <w:pPr>
+        <w:jc w:val="both"/>
+        <w:rPr>
+          <w:sz w:val="28"/>
+          <w:szCs w:val="28"/>
+        </w:rPr>
+      </w:pPr>
+      <w:r>
+        <w:rPr>
+          <w:sz w:val="28"/>
+          <w:szCs w:val="28"/>
+          <w:lang w:val="en-US"/>
+        </w:rPr>
+        <w:tab/>
+      </w:r>
+      <w:r>
+        <w:rPr>
+          <w:sz w:val="28"/>
+          <w:szCs w:val="28"/>
+        </w:rPr>
+        <w:t>Trong lĩnh vực xử lý ảnh số, một ảnh kỹ thuật số được mô hình hóa như một hàm rời rạc hai chiều:</w:t>
+      </w:r>
+    </w:p>
+    <w:p>
+      <w:pPr>
+        <w:jc w:val="center"/>
+        <w:rPr>
+          <w:i/>
+          <w:iCs/>
+          <w:sz w:val="28"/>
+          <w:szCs w:val="28"/>
+          <w:lang w:val="en-US"/>
+        </w:rPr>
+      </w:pPr>
+      <w:r>
+        <w:rPr>
+          <w:i/>
+          <w:iCs/>
+          <w:sz w:val="28"/>
+          <w:szCs w:val="28"/>
+        </w:rPr>
+        <w:t>f(x,y)</w:t>
+      </w:r>
+    </w:p>
+    <w:p>
+      <w:pPr>
+        <w:rPr>
+          <w:sz w:val="28"/>
+          <w:szCs w:val="28"/>
+          <w:lang w:val="en-US"/>
+        </w:rPr>
+      </w:pPr>
+      <w:r>
+        <w:rPr>
+          <w:sz w:val="28"/>
+          <w:szCs w:val="28"/>
+          <w:lang w:val="en-US"/>
+        </w:rPr>
+        <w:t>trong đó:</w:t>
+      </w:r>
+    </w:p>
+    <w:p>
+      <w:pPr>
+        <w:pStyle w:val="ListParagraph"/>
+        <w:numPr>
+          <w:ilvl w:val="0"/>
+          <w:numId w:val="4"/>
+        </w:numPr>
+        <w:rPr>
+          <w:sz w:val="28"/>
+          <w:szCs w:val="28"/>
+          <w:lang w:val="en-US"/>
+        </w:rPr>
+      </w:pPr>
+      <w:r>
+        <w:rPr>
+          <w:i/>
+          <w:iCs/>
+          <w:sz w:val="28"/>
+          <w:szCs w:val="28"/>
+          <w:lang w:val="en-US"/>
+        </w:rPr>
+        <w:t>x,y</w:t>
+      </w:r>
+      <w:r>
+        <w:rPr>
+          <w:sz w:val="28"/>
+          <w:szCs w:val="28"/>
+          <w:lang w:val="en-US"/>
+        </w:rPr>
+        <w:t xml:space="preserve"> là tọa độ không gian của điểm ảnh (pixel),</w:t>
+      </w:r>
+    </w:p>
+    <w:p>
+      <w:pPr>
+        <w:pStyle w:val="ListParagraph"/>
+        <w:numPr>
+          <w:ilvl w:val="0"/>
+          <w:numId w:val="4"/>
+        </w:numPr>
+        <w:rPr>
+          <w:i/>
+          <w:iCs/>
+          <w:sz w:val="28"/>
+          <w:szCs w:val="28"/>
+          <w:lang w:val="en-US"/>
+        </w:rPr>
+      </w:pPr>
+      <w:r>
+        <w:rPr>
+          <w:i/>
+          <w:iCs/>
+          <w:sz w:val="28"/>
+          <w:szCs w:val="28"/>
+          <w:lang w:val="en-US"/>
+        </w:rPr>
+        <w:t>f(x,y)</w:t>
+      </w:r>
+      <w:r>
+        <w:rPr>
+          <w:i/>
+          <w:iCs/>
+          <w:sz w:val="28"/>
+          <w:szCs w:val="28"/>
+          <w:lang w:val="en-US"/>
+        </w:rPr>
+        <w:t xml:space="preserve"> </w:t>
+      </w:r>
+      <w:r>
+        <w:rPr>
+          <w:sz w:val="28"/>
+          <w:szCs w:val="28"/>
+          <w:lang w:val="en-US"/>
+        </w:rPr>
+        <w:t>là giá trị cường độ sáng tại vị trí đấy.</w:t>
+      </w:r>
+    </w:p>
+    <w:p>
+      <w:pPr>
+        <w:rPr>
+          <w:sz w:val="28"/>
+          <w:szCs w:val="28"/>
+          <w:lang w:val="en-US"/>
+        </w:rPr>
+      </w:pPr>
+      <w:r>
+        <w:rPr>
+          <w:sz w:val="28"/>
+          <w:szCs w:val="28"/>
+          <w:lang w:val="en-US"/>
+        </w:rPr>
+        <w:t xml:space="preserve">Đối với ảnh xám, giá trị </w:t>
+      </w:r>
+      <w:r>
+        <w:rPr>
+          <w:i/>
+          <w:iCs/>
+          <w:sz w:val="28"/>
+          <w:szCs w:val="28"/>
+          <w:lang w:val="en-US"/>
+        </w:rPr>
+        <w:t>f(x,y)</w:t>
+      </w:r>
+      <w:r>
+        <w:rPr>
+          <w:i/>
+          <w:iCs/>
+          <w:sz w:val="28"/>
+          <w:szCs w:val="28"/>
+          <w:lang w:val="en-US"/>
+        </w:rPr>
+        <w:t xml:space="preserve"> </w:t>
+      </w:r>
+      <w:r>
+        <w:rPr>
+          <w:sz w:val="28"/>
+          <w:szCs w:val="28"/>
+          <w:lang w:val="en-US"/>
+        </w:rPr>
+        <w:t>thường nằm trong một khoảng hữu dạn, ví dụ từ 0 đến L – 1, với L là số mức xám có thể biểu diễn (thường là L = 256 đối với ảnh 8 bit).</w:t>
+      </w:r>
+    </w:p>
+    <w:p>
+      <w:pPr>
+        <w:jc w:val="both"/>
+        <w:rPr>
+          <w:sz w:val="28"/>
+          <w:szCs w:val="28"/>
+          <w:lang w:val="en-US"/>
+        </w:rPr>
+      </w:pPr>
+      <w:r>
+        <w:rPr>
+          <w:sz w:val="28"/>
+          <w:szCs w:val="28"/>
+        </w:rPr>
+        <w:t xml:space="preserve">Trong thực tế, cảnh vật tự nhiên tồn tại dưới dạng tín hiệu liên tục theo cả không gian và biên độ sáng, tức là có thể được biểu diễn bằng một hàm liên tục </w:t>
+      </w:r>
+      <w:r>
+        <w:rPr>
+          <w:i/>
+          <w:iCs/>
+          <w:sz w:val="28"/>
+          <w:szCs w:val="28"/>
+        </w:rPr>
+        <w:t>f(x,y).</w:t>
+      </w:r>
+      <w:r>
+        <w:rPr>
+          <w:sz w:val="28"/>
+          <w:szCs w:val="28"/>
+        </w:rPr>
+        <w:t xml:space="preserve"> Tuy nhiên, máy tính chỉ có thể lưu trữ và xử lý dữ liệu ở dạng rời rạc và hữu hạn. Do đó, quá trình chuyển đổi từ ảnh liên tục sang ảnh số được thực hiện thông qua hai bước cơ bản: lấy mẫu (sampling) và lượng tử hóa (quantization). Hai bước này hợp thành quá trình rời rạc hóa (discretization).</w:t>
+      </w:r>
+    </w:p>
+    <w:p>
+      <w:pPr>
+        <w:jc w:val="both"/>
+        <w:rPr>
+          <w:b/>
+          <w:bCs/>
+          <w:sz w:val="28"/>
+          <w:szCs w:val="28"/>
+          <w:lang w:val="en-US"/>
+        </w:rPr>
+      </w:pPr>
+      <w:r>
+        <w:rPr>
+          <w:b/>
+          <w:bCs/>
+          <w:sz w:val="28"/>
+          <w:szCs w:val="28"/>
+          <w:lang w:val="en-US"/>
+        </w:rPr>
+        <w:t xml:space="preserve">2.1.1.1. </w:t>
+      </w:r>
+      <w:r>
+        <w:rPr>
+          <w:b/>
+          <w:bCs/>
+          <w:sz w:val="28"/>
+          <w:szCs w:val="28"/>
+        </w:rPr>
+        <w:t>Quá trình rời rạc hóa (Discretization)</w:t>
+      </w:r>
+    </w:p>
+    <w:p>
+      <w:pPr>
+        <w:ind w:firstLine="720"/>
+        <w:jc w:val="both"/>
+        <w:rPr>
+          <w:b/>
+          <w:bCs/>
+          <w:sz w:val="28"/>
+          <w:szCs w:val="28"/>
+          <w:lang w:val="en-US"/>
+        </w:rPr>
+      </w:pPr>
+      <w:r>
+        <w:rPr>
+          <w:b/>
+          <w:bCs/>
+          <w:sz w:val="28"/>
+          <w:szCs w:val="28"/>
+        </w:rPr>
+        <w:t>a) Lấy mẫu (Sampling</w:t>
+      </w:r>
+      <w:r>
+        <w:rPr>
+          <w:b/>
+          <w:bCs/>
+          <w:sz w:val="28"/>
+          <w:szCs w:val="28"/>
+          <w:lang w:val="en-US"/>
+        </w:rPr>
+        <w:t>)</w:t>
+      </w:r>
+    </w:p>
+    <w:p>
+      <w:pPr>
+        <w:jc w:val="both"/>
+        <w:rPr>
+          <w:sz w:val="28"/>
+          <w:szCs w:val="28"/>
+        </w:rPr>
+      </w:pPr>
+      <w:r>
+        <w:rPr>
+          <w:sz w:val="28"/>
+          <w:szCs w:val="28"/>
+          <w:lang w:val="en-US"/>
+        </w:rPr>
+        <w:t>L</w:t>
+      </w:r>
+      <w:r>
+        <w:rPr>
+          <w:sz w:val="28"/>
+          <w:szCs w:val="28"/>
+        </w:rPr>
+        <w:t>ấy mẫu là quá trình rời rạc hóa miền không gian của ảnh. Thay vì xét mọi điểm trên mặt phẳng liên tục, ta chỉ xét các điểm tại những vị trí xác định theo một lưới đều.</w:t>
+      </w:r>
+    </w:p>
+    <w:p>
+      <w:pPr>
+        <w:jc w:val="both"/>
+        <w:rPr>
+          <w:sz w:val="28"/>
+          <w:szCs w:val="28"/>
+          <w:lang w:val="en-US"/>
+        </w:rPr>
+      </w:pPr>
+      <w:r>
+        <w:rPr>
+          <w:sz w:val="28"/>
+          <w:szCs w:val="28"/>
+        </w:rPr>
+        <w:t>Giả sử ảnh được lấy mẫu theo khoảng cách Δx và Δy, khi đó ta thu được một ma trận các điểm ảnh:</w:t>
+      </w:r>
+    </w:p>
+    <w:p>
+      <w:pPr>
+        <w:jc w:val="center"/>
+        <w:rPr>
+          <w:i/>
+          <w:iCs/>
+          <w:sz w:val="28"/>
+          <w:szCs w:val="28"/>
+          <w:lang w:val="en-US"/>
+        </w:rPr>
+      </w:pPr>
+      <w:r>
+        <w:rPr>
+          <w:i/>
+          <w:iCs/>
+          <w:sz w:val="28"/>
+          <w:szCs w:val="28"/>
+        </w:rPr>
+        <w:t>f(mΔx,nΔy)</w:t>
+      </w:r>
+    </w:p>
+    <w:p>
+      <w:pPr>
+        <w:rPr>
+          <w:sz w:val="28"/>
+          <w:szCs w:val="28"/>
+          <w:lang w:val="en-US"/>
+        </w:rPr>
+      </w:pPr>
+      <w:r>
+        <w:rPr>
+          <w:sz w:val="28"/>
+          <w:szCs w:val="28"/>
+          <w:lang w:val="en-US"/>
+        </w:rPr>
+        <w:t>với m, n là các số nguyên.</w:t>
+      </w:r>
+    </w:p>
+    <w:p>
+      <w:pPr>
+        <w:rPr>
+          <w:sz w:val="28"/>
+          <w:szCs w:val="28"/>
+          <w:lang w:val="en-US"/>
+        </w:rPr>
+      </w:pPr>
+      <w:r>
+        <w:rPr>
+          <w:sz w:val="28"/>
+          <w:szCs w:val="28"/>
+        </w:rPr>
+        <w:lastRenderedPageBreak/>
+        <w:t xml:space="preserve">Khoảng cách giữa các điểm lấy mẫu quyết định </w:t>
+      </w:r>
+      <w:r>
+        <w:rPr>
+          <w:b/>
+          <w:bCs/>
+          <w:sz w:val="28"/>
+          <w:szCs w:val="28"/>
+        </w:rPr>
+        <w:t>độ phân giải không gian</w:t>
+      </w:r>
+      <w:r>
+        <w:rPr>
+          <w:sz w:val="28"/>
+          <w:szCs w:val="28"/>
+        </w:rPr>
+        <w:t xml:space="preserve"> của ảnh:</w:t>
+      </w:r>
+    </w:p>
+    <w:p>
+      <w:pPr>
+        <w:pStyle w:val="ListParagraph"/>
+        <w:numPr>
+          <w:ilvl w:val="0"/>
+          <w:numId w:val="4"/>
+        </w:numPr>
+        <w:rPr>
+          <w:sz w:val="28"/>
+          <w:szCs w:val="28"/>
+          <w:lang w:val="en-US"/>
+        </w:rPr>
+      </w:pPr>
+      <w:r>
+        <w:rPr>
+          <w:sz w:val="28"/>
+          <w:szCs w:val="28"/>
+        </w:rPr>
+        <w:t>Khoảng lấy mẫu càng nhỏ → mật độ điểm ảnh càng cao → ảnh càng chi tiết.</w:t>
+      </w:r>
+    </w:p>
+    <w:p>
+      <w:pPr>
+        <w:numPr>
+          <w:ilvl w:val="0"/>
+          <w:numId w:val="4"/>
+        </w:numPr>
+        <w:spacing w:before="100" w:beforeAutospacing="1" w:after="100" w:afterAutospacing="1" w:line="240" w:lineRule="auto"/>
+        <w:rPr>
+          <w:rFonts w:eastAsia="Times New Roman" w:cs="Times New Roman"/>
+          <w:kern w:val="0"/>
+          <w:sz w:val="28"/>
+          <w:szCs w:val="28"/>
+          <w:lang w:eastAsia="vi-VN"/>
+          <w14:ligatures w14:val="none"/>
+        </w:rPr>
+      </w:pPr>
+      <w:r>
+        <w:rPr>
+          <w:rFonts w:eastAsia="Times New Roman" w:cs="Times New Roman"/>
+          <w:kern w:val="0"/>
+          <w:sz w:val="28"/>
+          <w:szCs w:val="28"/>
+          <w:lang w:eastAsia="vi-VN"/>
+          <w14:ligatures w14:val="none"/>
+        </w:rPr>
+        <w:t>Khoảng lấy mẫu càng lớn → ảnh dễ bị mất chi tiết và có thể xuất hiện hiện tượng răng cưa (aliasing).</w:t>
+      </w:r>
+    </w:p>
+    <w:p>
+      <w:pPr>
+        <w:rPr>
+          <w:sz w:val="28"/>
+          <w:szCs w:val="28"/>
+        </w:rPr>
+      </w:pPr>
+      <w:r>
+        <w:rPr>
+          <w:sz w:val="28"/>
+          <w:szCs w:val="28"/>
+        </w:rPr>
+        <w:t>Kết quả của quá trình lấy mẫu là một ma trận M×N điểm ảnh, trong đó M và N lần lượt là số hàng và số cột của ảnh.</w:t>
+      </w:r>
+    </w:p>
+    <w:p>
+      <w:pPr>
+        <w:jc w:val="both"/>
+        <w:rPr>
+          <w:b/>
+          <w:bCs/>
+          <w:sz w:val="28"/>
+          <w:szCs w:val="28"/>
+          <w:lang w:val="en-US"/>
+        </w:rPr>
+      </w:pPr>
+      <w:r>
+        <w:rPr>
+          <w:b/>
+          <w:bCs/>
+          <w:sz w:val="28"/>
+          <w:szCs w:val="28"/>
+          <w:lang w:val="en-US"/>
+        </w:rPr>
+        <w:tab/>
+      </w:r>
+      <w:r>
+        <w:rPr>
+          <w:b/>
+          <w:bCs/>
+          <w:sz w:val="28"/>
+          <w:szCs w:val="28"/>
+        </w:rPr>
+        <w:t>b) Lượng tử hóa (Quantization)</w:t>
+      </w:r>
+    </w:p>
+    <w:p>
+      <w:pPr>
+        <w:jc w:val="both"/>
+        <w:rPr>
+          <w:sz w:val="28"/>
+          <w:szCs w:val="28"/>
+        </w:rPr>
+      </w:pPr>
+      <w:r>
+        <w:rPr>
+          <w:sz w:val="28"/>
+          <w:szCs w:val="28"/>
+        </w:rPr>
+        <w:t>Sau khi đã rời rạc hóa về mặt không gian, bước tiếp theo là rời rạc hóa giá trị cường độ sáng tại mỗi điểm ảnh.</w:t>
+      </w:r>
+      <w:r>
+        <w:rPr>
+          <w:sz w:val="28"/>
+          <w:szCs w:val="28"/>
+          <w:lang w:val="en-US"/>
+        </w:rPr>
+        <w:t xml:space="preserve"> </w:t>
+      </w:r>
+      <w:r>
+        <w:rPr>
+          <w:sz w:val="28"/>
+          <w:szCs w:val="28"/>
+        </w:rPr>
+        <w:t>Trong thực tế, giá trị cường độ sáng là liên tục. Lượng tử hóa là quá trình ánh xạ các giá trị liên tục này vào một tập hữu hạn các mức rời rạc. Nếu ảnh có L mức xám, thì:</w:t>
+      </w:r>
+    </w:p>
+    <w:p>
+      <w:pPr>
+        <w:jc w:val="center"/>
+        <w:rPr>
+          <w:i/>
+          <w:iCs/>
+          <w:sz w:val="28"/>
+          <w:szCs w:val="28"/>
+          <w:lang w:val="en-US"/>
+        </w:rPr>
+      </w:pPr>
+      <w:r>
+        <w:rPr>
+          <w:i/>
+          <w:iCs/>
+          <w:sz w:val="28"/>
+          <w:szCs w:val="28"/>
+        </w:rPr>
+        <w:t>f(x,y)</w:t>
+      </w:r>
+      <w:r>
+        <w:rPr>
+          <w:i/>
+          <w:iCs/>
+          <w:sz w:val="28"/>
+          <w:szCs w:val="28"/>
+          <w:lang w:val="en-US"/>
+        </w:rPr>
+        <w:t xml:space="preserve"> </w:t>
+      </w:r>
+      <w:r>
+        <w:rPr>
+          <w:rFonts w:ascii="Cambria Math" w:hAnsi="Cambria Math" w:cs="Cambria Math"/>
+          <w:i/>
+          <w:iCs/>
+          <w:sz w:val="28"/>
+          <w:szCs w:val="28"/>
+        </w:rPr>
+        <w:t>∈</w:t>
+      </w:r>
+      <w:r>
+        <w:rPr>
+          <w:rFonts w:ascii="Cambria Math" w:hAnsi="Cambria Math" w:cs="Cambria Math"/>
+          <w:i/>
+          <w:iCs/>
+          <w:sz w:val="28"/>
+          <w:szCs w:val="28"/>
+          <w:lang w:val="en-US"/>
+        </w:rPr>
+        <w:t xml:space="preserve"> </w:t>
+      </w:r>
+      <w:r>
+        <w:rPr>
+          <w:i/>
+          <w:iCs/>
+          <w:sz w:val="28"/>
+          <w:szCs w:val="28"/>
+        </w:rPr>
+        <w:t>{0,1,2,...,L−1}</w:t>
+      </w:r>
+    </w:p>
+    <w:p>
+      <w:pPr>
+        <w:rPr>
+          <w:sz w:val="28"/>
+          <w:szCs w:val="28"/>
+        </w:rPr>
+      </w:pPr>
+      <w:r>
+        <w:rPr>
+          <w:sz w:val="28"/>
+          <w:szCs w:val="28"/>
+        </w:rPr>
+        <w:t>Số mức lượng tử LLL quyết định độ phân giải mức xám:</w:t>
+      </w:r>
+    </w:p>
+    <w:p>
+      <w:pPr>
+        <w:pStyle w:val="ListParagraph"/>
+        <w:numPr>
+          <w:ilvl w:val="0"/>
+          <w:numId w:val="4"/>
+        </w:numPr>
+        <w:rPr>
+          <w:sz w:val="28"/>
+          <w:szCs w:val="28"/>
+        </w:rPr>
+      </w:pPr>
+      <w:r>
+        <w:rPr>
+          <w:sz w:val="28"/>
+          <w:szCs w:val="28"/>
+        </w:rPr>
+        <w:t>LLL càng lớn → khả năng biểu diễn chi tiết độ sáng càng cao → ảnh mịn hơn.</w:t>
+      </w:r>
+    </w:p>
+    <w:p>
+      <w:pPr>
+        <w:pStyle w:val="ListParagraph"/>
+        <w:numPr>
+          <w:ilvl w:val="0"/>
+          <w:numId w:val="4"/>
+        </w:numPr>
+        <w:rPr>
+          <w:sz w:val="28"/>
+          <w:szCs w:val="28"/>
+        </w:rPr>
+      </w:pPr>
+      <w:r>
+        <w:rPr>
+          <w:sz w:val="28"/>
+          <w:szCs w:val="28"/>
+        </w:rPr>
+        <w:t>LLL càng nhỏ → dễ xuất hiện hiện tượng “bậc thang xám” (false contouring).</w:t>
+      </w:r>
+    </w:p>
+    <w:p>
+      <w:pPr>
+        <w:rPr>
+          <w:b/>
+          <w:bCs/>
+          <w:sz w:val="28"/>
+          <w:szCs w:val="28"/>
+          <w:lang w:val="en-US"/>
+        </w:rPr>
+      </w:pPr>
+      <w:r>
+        <w:rPr>
+          <w:b/>
+          <w:bCs/>
+          <w:sz w:val="28"/>
+          <w:szCs w:val="28"/>
+          <w:lang w:val="en-US"/>
+        </w:rPr>
+        <w:t>4.1.1.</w:t>
+      </w:r>
+      <w:r>
+        <w:rPr>
+          <w:b/>
+          <w:bCs/>
+          <w:sz w:val="28"/>
+          <w:szCs w:val="28"/>
+        </w:rPr>
+        <w:t>2. Biểu diễn ảnh số trong máy tính</w:t>
+      </w:r>
+    </w:p>
+    <w:p>
+      <w:pPr>
+        <w:ind w:firstLine="720"/>
+        <w:rPr>
+          <w:sz w:val="28"/>
+          <w:szCs w:val="28"/>
+          <w:lang w:val="en-US"/>
+        </w:rPr>
+      </w:pPr>
+      <w:r>
+        <w:rPr>
+          <w:sz w:val="28"/>
+          <w:szCs w:val="28"/>
+        </w:rPr>
+        <w:t>Sau hai quá trình lấy mẫu và lượng tử hóa, ảnh số được biểu diễn dưới dạng một ma trận hai chiều:</w:t>
+      </w:r>
+    </w:p>
+    <w:p>
+      <w:pPr>
+        <w:jc w:val="both"/>
+        <w:rPr>
+          <w:b/>
+          <w:bCs/>
+          <w:sz w:val="28"/>
+          <w:szCs w:val="28"/>
+        </w:rPr>
+      </w:pPr>
+    </w:p>
+    <w:p>
+      <w:pPr>
+        <w:jc w:val="both"/>
+        <w:rPr>
+          <w:sz w:val="28"/>
+          <w:szCs w:val="28"/>
+        </w:rPr>
+      </w:pPr>
+      <w:r>
+        <w:rPr>
+          <w:sz w:val="28"/>
+          <w:szCs w:val="28"/>
+        </w:rPr>
+        <w:t>Mỗi phần tử của ma trận tương ứng với một điểm ảnh (pixel) và chứa giá trị mức xám đã được lượng tử hóa.</w:t>
+      </w:r>
+    </w:p>
+    <w:p>
+      <w:pPr>
+        <w:jc w:val="center"/>
+        <w:rPr>
+          <w:i/>
+          <w:iCs/>
+          <w:sz w:val="28"/>
+          <w:szCs w:val="28"/>
+          <w:lang w:val="en-US"/>
+        </w:rPr>
+      </w:pPr>
+      <w:r>
+        <w:rPr>
+          <w:i/>
+          <w:iCs/>
+          <w:sz w:val="28"/>
+          <w:szCs w:val="28"/>
+        </w:rPr>
+        <w:t>Hình 2.1. Sự khác biệt giữa ảnh nét và ảnh mờ</w:t>
+      </w:r>
+    </w:p>
+    <w:p>
+      <w:pPr>
+        <w:jc w:val="both"/>
+        <w:rPr>
+          <w:b/>
+          <w:bCs/>
+          <w:sz w:val="28"/>
+          <w:szCs w:val="28"/>
+          <w:lang w:val="en-US"/>
+        </w:rPr>
+      </w:pPr>
+      <w:r>
+        <w:rPr>
+          <w:b/>
+          <w:bCs/>
+          <w:sz w:val="28"/>
+          <w:szCs w:val="28"/>
+        </w:rPr>
+        <w:t xml:space="preserve">2.1.2. Định nghĩa độ sắc nét và độ mờ của bức ảnh </w:t>
+      </w:r>
+    </w:p>
+    <w:p>
+      <w:pPr>
+        <w:rPr>
+          <w:sz w:val="28"/>
+          <w:szCs w:val="28"/>
+          <w:lang w:val="en-US"/>
+        </w:rPr>
+      </w:pPr>
+      <w:r>
+        <w:rPr>
+          <w:sz w:val="28"/>
+          <w:szCs w:val="28"/>
+        </w:rPr>
+        <w:lastRenderedPageBreak/>
+        <w:t>Quá trình tạo ảnh mờ (Out-of-focus) về mặt toán học được mô tả bằng phép tích chập:</w:t>
+      </w:r>
+    </w:p>
+    <w:p>
+      <w:pPr>
+        <w:jc w:val="center"/>
+        <w:rPr>
+          <w:sz w:val="28"/>
+          <w:szCs w:val="28"/>
+          <w:lang w:val="en-US"/>
+        </w:rPr>
+      </w:pPr>
+      <w:r>
+        <w:rPr>
+          <w:i/>
+          <w:iCs/>
+          <w:sz w:val="28"/>
+          <w:szCs w:val="28"/>
+        </w:rPr>
+        <w:t>g</w:t>
+      </w:r>
+      <w:r>
+        <w:rPr>
+          <w:sz w:val="28"/>
+          <w:szCs w:val="28"/>
+        </w:rPr>
+        <w:t>(</w:t>
+      </w:r>
+      <w:r>
+        <w:rPr>
+          <w:i/>
+          <w:iCs/>
+          <w:sz w:val="28"/>
+          <w:szCs w:val="28"/>
+        </w:rPr>
+        <w:t>x</w:t>
+      </w:r>
+      <w:r>
+        <w:rPr>
+          <w:sz w:val="28"/>
+          <w:szCs w:val="28"/>
+        </w:rPr>
+        <w:t>,</w:t>
+      </w:r>
+      <w:r>
+        <w:rPr>
+          <w:i/>
+          <w:iCs/>
+          <w:sz w:val="28"/>
+          <w:szCs w:val="28"/>
+        </w:rPr>
+        <w:t>y</w:t>
+      </w:r>
+      <w:r>
+        <w:rPr>
+          <w:sz w:val="28"/>
+          <w:szCs w:val="28"/>
+        </w:rPr>
+        <w:t>)</w:t>
+      </w:r>
+      <w:r>
+        <w:rPr>
+          <w:sz w:val="28"/>
+          <w:szCs w:val="28"/>
+          <w:lang w:val="en-US"/>
+        </w:rPr>
+        <w:t xml:space="preserve"> </w:t>
+      </w:r>
+      <w:r>
+        <w:rPr>
+          <w:sz w:val="28"/>
+          <w:szCs w:val="28"/>
+        </w:rPr>
+        <w:t>=</w:t>
+      </w:r>
+      <w:r>
+        <w:rPr>
+          <w:sz w:val="28"/>
+          <w:szCs w:val="28"/>
+          <w:lang w:val="en-US"/>
+        </w:rPr>
+        <w:t xml:space="preserve"> </w:t>
+      </w:r>
+      <w:r>
+        <w:rPr>
+          <w:i/>
+          <w:iCs/>
+          <w:sz w:val="28"/>
+          <w:szCs w:val="28"/>
+        </w:rPr>
+        <w:t>f</w:t>
+      </w:r>
+      <w:r>
+        <w:rPr>
+          <w:sz w:val="28"/>
+          <w:szCs w:val="28"/>
+        </w:rPr>
+        <w:t>(</w:t>
+      </w:r>
+      <w:r>
+        <w:rPr>
+          <w:i/>
+          <w:iCs/>
+          <w:sz w:val="28"/>
+          <w:szCs w:val="28"/>
+        </w:rPr>
+        <w:t>x</w:t>
+      </w:r>
+      <w:r>
+        <w:rPr>
+          <w:sz w:val="28"/>
+          <w:szCs w:val="28"/>
+        </w:rPr>
+        <w:t>,</w:t>
+      </w:r>
+      <w:r>
+        <w:rPr>
+          <w:i/>
+          <w:iCs/>
+          <w:sz w:val="28"/>
+          <w:szCs w:val="28"/>
+        </w:rPr>
+        <w:t>y</w:t>
+      </w:r>
+      <w:r>
+        <w:rPr>
+          <w:sz w:val="28"/>
+          <w:szCs w:val="28"/>
+        </w:rPr>
+        <w:t>)</w:t>
+      </w:r>
+      <w:r>
+        <w:rPr>
+          <w:sz w:val="28"/>
+          <w:szCs w:val="28"/>
+          <w:lang w:val="en-US"/>
+        </w:rPr>
+        <w:t xml:space="preserve"> </w:t>
+      </w:r>
+      <w:r>
+        <w:rPr>
+          <w:rFonts w:ascii="Cambria Math" w:hAnsi="Cambria Math" w:cs="Cambria Math"/>
+          <w:sz w:val="28"/>
+          <w:szCs w:val="28"/>
+        </w:rPr>
+        <w:t>∗</w:t>
+      </w:r>
+      <w:r>
+        <w:rPr>
+          <w:rFonts w:ascii="Cambria Math" w:hAnsi="Cambria Math" w:cs="Cambria Math"/>
+          <w:sz w:val="28"/>
+          <w:szCs w:val="28"/>
+          <w:lang w:val="en-US"/>
+        </w:rPr>
+        <w:t xml:space="preserve"> </w:t>
+      </w:r>
+      <w:r>
+        <w:rPr>
+          <w:i/>
+          <w:iCs/>
+          <w:sz w:val="28"/>
+          <w:szCs w:val="28"/>
+        </w:rPr>
+        <w:t>h</w:t>
+      </w:r>
+      <w:r>
+        <w:rPr>
+          <w:sz w:val="28"/>
+          <w:szCs w:val="28"/>
+        </w:rPr>
+        <w:t>(</w:t>
+      </w:r>
+      <w:r>
+        <w:rPr>
+          <w:i/>
+          <w:iCs/>
+          <w:sz w:val="28"/>
+          <w:szCs w:val="28"/>
+        </w:rPr>
+        <w:t>x</w:t>
+      </w:r>
+      <w:r>
+        <w:rPr>
+          <w:sz w:val="28"/>
+          <w:szCs w:val="28"/>
+        </w:rPr>
+        <w:t>,</w:t>
+      </w:r>
+      <w:r>
+        <w:rPr>
+          <w:i/>
+          <w:iCs/>
+          <w:sz w:val="28"/>
+          <w:szCs w:val="28"/>
+        </w:rPr>
+        <w:t>y</w:t>
+      </w:r>
+      <w:r>
+        <w:rPr>
+          <w:sz w:val="28"/>
+          <w:szCs w:val="28"/>
+        </w:rPr>
+        <w:t>)</w:t>
+      </w:r>
+      <w:r>
+        <w:rPr>
+          <w:sz w:val="28"/>
+          <w:szCs w:val="28"/>
+          <w:lang w:val="en-US"/>
+        </w:rPr>
+        <w:t xml:space="preserve"> </w:t>
+      </w:r>
+      <w:r>
+        <w:rPr>
+          <w:sz w:val="28"/>
+          <w:szCs w:val="28"/>
+        </w:rPr>
+        <w:t>+</w:t>
+      </w:r>
+      <w:r>
+        <w:rPr>
+          <w:sz w:val="28"/>
+          <w:szCs w:val="28"/>
+          <w:lang w:val="en-US"/>
+        </w:rPr>
+        <w:t xml:space="preserve"> </w:t>
+      </w:r>
+      <w:r>
+        <w:rPr>
+          <w:i/>
+          <w:iCs/>
+          <w:sz w:val="28"/>
+          <w:szCs w:val="28"/>
+        </w:rPr>
+        <w:t>n</w:t>
+      </w:r>
+      <w:r>
+        <w:rPr>
+          <w:sz w:val="28"/>
+          <w:szCs w:val="28"/>
+        </w:rPr>
+        <w:t>(</w:t>
+      </w:r>
+      <w:r>
+        <w:rPr>
+          <w:i/>
+          <w:iCs/>
+          <w:sz w:val="28"/>
+          <w:szCs w:val="28"/>
+        </w:rPr>
+        <w:t>x</w:t>
+      </w:r>
+      <w:r>
+        <w:rPr>
+          <w:sz w:val="28"/>
+          <w:szCs w:val="28"/>
+        </w:rPr>
+        <w:t>,</w:t>
+      </w:r>
+      <w:r>
+        <w:rPr>
+          <w:i/>
+          <w:iCs/>
+          <w:sz w:val="28"/>
+          <w:szCs w:val="28"/>
+        </w:rPr>
+        <w:t>y</w:t>
+      </w:r>
+      <w:r>
+        <w:rPr>
+          <w:sz w:val="28"/>
+          <w:szCs w:val="28"/>
+        </w:rPr>
+        <w:t>)</w:t>
+      </w:r>
+    </w:p>
+    <w:p>
+      <w:pPr>
+        <w:rPr>
+          <w:sz w:val="28"/>
+          <w:szCs w:val="28"/>
+          <w:lang w:val="en-US"/>
+        </w:rPr>
+      </w:pPr>
+      <w:r>
+        <w:rPr>
+          <w:sz w:val="28"/>
+          <w:szCs w:val="28"/>
+          <w:lang w:val="en-US"/>
+        </w:rPr>
+        <w:t>Trong đó:</w:t>
+      </w:r>
+    </w:p>
+    <w:p>
+      <w:pPr>
+        <w:pStyle w:val="ListParagraph"/>
+        <w:numPr>
+          <w:ilvl w:val="0"/>
+          <w:numId w:val="4"/>
+        </w:numPr>
+        <w:rPr>
+          <w:sz w:val="28"/>
+          <w:szCs w:val="28"/>
+        </w:rPr>
+      </w:pPr>
+      <w:r>
+        <w:rPr>
+          <w:sz w:val="28"/>
+          <w:szCs w:val="28"/>
+        </w:rPr>
+        <w:t>g(x,y)</w:t>
+      </w:r>
+      <w:r>
+        <w:rPr>
+          <w:sz w:val="28"/>
+          <w:szCs w:val="28"/>
+          <w:lang w:val="en-US"/>
+        </w:rPr>
+        <w:t xml:space="preserve"> là ảnh thu được tại cảm biến</w:t>
+      </w:r>
+      <w:r>
+        <w:rPr>
+          <w:sz w:val="28"/>
+          <w:szCs w:val="28"/>
+        </w:rPr>
+        <w:t>.</w:t>
+      </w:r>
+    </w:p>
+    <w:p>
+      <w:pPr>
+        <w:pStyle w:val="ListParagraph"/>
+        <w:numPr>
+          <w:ilvl w:val="0"/>
+          <w:numId w:val="4"/>
+        </w:numPr>
+        <w:jc w:val="both"/>
+        <w:rPr>
+          <w:sz w:val="28"/>
+          <w:szCs w:val="28"/>
+        </w:rPr>
+      </w:pPr>
+      <w:r>
+        <w:rPr>
+          <w:sz w:val="28"/>
+          <w:szCs w:val="28"/>
+        </w:rPr>
+        <w:t>h(x,y) là hàm làm nhòe điểm. Khi thấu kính rời xa điểm hội tú, hàm nhòe điểm tương đương như một bộ lọc thông thấp (Low-pass Filter), làm mất đi các thành phần tần số cao.</w:t>
+      </w:r>
+    </w:p>
+    <w:p>
+      <w:pPr>
+        <w:pStyle w:val="ListParagraph"/>
+        <w:numPr>
+          <w:ilvl w:val="0"/>
+          <w:numId w:val="4"/>
+        </w:numPr>
+        <w:jc w:val="both"/>
+        <w:rPr>
+          <w:sz w:val="28"/>
+          <w:szCs w:val="28"/>
+        </w:rPr>
+      </w:pPr>
+      <w:r>
+        <w:rPr>
+          <w:sz w:val="28"/>
+          <w:szCs w:val="28"/>
+        </w:rPr>
+        <w:t>n(x,y) là nhiễu cảm biến.</w:t>
+      </w:r>
+    </w:p>
+    <w:p>
+      <w:pPr>
+        <w:jc w:val="both"/>
+        <w:rPr>
+          <w:b/>
+          <w:bCs/>
           <w:sz w:val="28"/>
           <w:szCs w:val="28"/>
         </w:rPr>
@@ -1742,6 +3088,155 @@
     </w:lvl>
   </w:abstractNum>
   <w:abstractNum w:abstractNumId="5" w15:restartNumberingAfterBreak="0">
+    <w:nsid w:val="46365052"/>
+    <w:multiLevelType w:val="multilevel"/>
+    <w:tmpl w:val="650270F0"/>
+    <w:lvl w:ilvl="0">
+      <w:start w:val="1"/>
+      <w:numFmt w:val="bullet"/>
+      <w:lvlText w:val=""/>
+      <w:lvlJc w:val="left"/>
+      <w:pPr>
+        <w:tabs>
+          <w:tab w:val="num" w:pos="720"/>
+        </w:tabs>
+        <w:ind w:left="720" w:hanging="360"/>
+      </w:pPr>
+      <w:rPr>
+        <w:rFonts w:ascii="Symbol" w:hAnsi="Symbol" w:hint="default"/>
+        <w:sz w:val="20"/>
+      </w:rPr>
+    </w:lvl>
+    <w:lvl w:ilvl="1" w:tentative="1">
+      <w:start w:val="1"/>
+      <w:numFmt w:val="bullet"/>
+      <w:lvlText w:val="o"/>
+      <w:lvlJc w:val="left"/>
+      <w:pPr>
+        <w:tabs>
+          <w:tab w:val="num" w:pos="1440"/>
+        </w:tabs>
+        <w:ind w:left="1440" w:hanging="360"/>
+      </w:pPr>
+      <w:rPr>
+        <w:rFonts w:ascii="Courier New" w:hAnsi="Courier New" w:hint="default"/>
+        <w:sz w:val="20"/>
+      </w:rPr>
+    </w:lvl>
+    <w:lvl w:ilvl="2" w:tentative="1">
+      <w:start w:val="1"/>
+      <w:numFmt w:val="bullet"/>
+      <w:lvlText w:val=""/>
+      <w:lvlJc w:val="left"/>
+      <w:pPr>
+        <w:tabs>
+          <w:tab w:val="num" w:pos="2160"/>
+        </w:tabs>
+        <w:ind w:left="2160" w:hanging="360"/>
+      </w:pPr>
+      <w:rPr>
+        <w:rFonts w:ascii="Wingdings" w:hAnsi="Wingdings" w:hint="default"/>
+        <w:sz w:val="20"/>
+      </w:rPr>
+    </w:lvl>
+    <w:lvl w:ilvl="3" w:tentative="1">
+      <w:start w:val="1"/>
+      <w:numFmt w:val="bullet"/>
+      <w:lvlText w:val=""/>
+      <w:lvlJc w:val="left"/>
+      <w:pPr>
+        <w:tabs>
+          <w:tab w:val="num" w:pos="2880"/>
+        </w:tabs>
+        <w:ind w:left="2880" w:hanging="360"/>
+      </w:pPr>
+      <w:rPr>
+        <w:rFonts w:ascii="Wingdings" w:hAnsi="Wingdings" w:hint="default"/>
+        <w:sz w:val="20"/>
+      </w:rPr>
+    </w:lvl>
+    <w:lvl w:ilvl="4" w:tentative="1">
+      <w:start w:val="1"/>
+      <w:numFmt w:val="bullet"/>
+      <w:lvlText w:val=""/>
+      <w:lvlJc w:val="left"/>
+      <w:pPr>
+        <w:tabs>
+          <w:tab w:val="num" w:pos="3600"/>
+        </w:tabs>
+        <w:ind w:left="3600" w:hanging="360"/>
+      </w:pPr>
+      <w:rPr>
+        <w:rFonts w:ascii="Wingdings" w:hAnsi="Wingdings" w:hint="default"/>
+        <w:sz w:val="20"/>
+      </w:rPr>
+    </w:lvl>
+    <w:lvl w:ilvl="5" w:tentative="1">
+      <w:start w:val="1"/>
+      <w:numFmt w:val="bullet"/>
+      <w:lvlText w:val=""/>
+      <w:lvlJc w:val="left"/>
+      <w:pPr>
+        <w:tabs>
+          <w:tab w:val="num" w:pos="4320"/>
+        </w:tabs>
+        <w:ind w:left="4320" w:hanging="360"/>
+      </w:pPr>
+      <w:rPr>
+        <w:rFonts w:ascii="Wingdings" w:hAnsi="Wingdings" w:hint="default"/>
+        <w:sz w:val="20"/>
+      </w:rPr>
+    </w:lvl>
+    <w:lvl w:ilvl="6" w:tentative="1">
+      <w:start w:val="1"/>
+      <w:numFmt w:val="bullet"/>
+      <w:lvlText w:val=""/>
+      <w:lvlJc w:val="left"/>
+      <w:pPr>
+        <w:tabs>
+          <w:tab w:val="num" w:pos="5040"/>
+        </w:tabs>
+        <w:ind w:left="5040" w:hanging="360"/>
+      </w:pPr>
+      <w:rPr>
+        <w:rFonts w:ascii="Wingdings" w:hAnsi="Wingdings" w:hint="default"/>
+        <w:sz w:val="20"/>
+      </w:rPr>
+    </w:lvl>
+    <w:lvl w:ilvl="7" w:tentative="1">
+      <w:start w:val="1"/>
+      <w:numFmt w:val="bullet"/>
+      <w:lvlText w:val=""/>
+      <w:lvlJc w:val="left"/>
+      <w:pPr>
+        <w:tabs>
+          <w:tab w:val="num" w:pos="5760"/>
+        </w:tabs>
+        <w:ind w:left="5760" w:hanging="360"/>
+      </w:pPr>
+      <w:rPr>
+        <w:rFonts w:ascii="Wingdings" w:hAnsi="Wingdings" w:hint="default"/>
+        <w:sz w:val="20"/>
+      </w:rPr>
+    </w:lvl>
+    <w:lvl w:ilvl="8" w:tentative="1">
+      <w:start w:val="1"/>
+      <w:numFmt w:val="bullet"/>
+      <w:lvlText w:val=""/>
+      <w:lvlJc w:val="left"/>
+      <w:pPr>
+        <w:tabs>
+          <w:tab w:val="num" w:pos="6480"/>
+        </w:tabs>
+        <w:ind w:left="6480" w:hanging="360"/>
+      </w:pPr>
+      <w:rPr>
+        <w:rFonts w:ascii="Wingdings" w:hAnsi="Wingdings" w:hint="default"/>
+        <w:sz w:val="20"/>
+      </w:rPr>
+    </w:lvl>
+  </w:abstractNum>
+  <w:abstractNum w:abstractNumId="6" w15:restartNumberingAfterBreak="0">
     <w:nsid w:val="5D8F0415"/>
     <w:multiLevelType w:val="multilevel"/>
     <w:tmpl w:val="72E4F428"/>
@@ -1890,7 +3385,7 @@
       </w:rPr>
     </w:lvl>
   </w:abstractNum>
-  <w:abstractNum w:abstractNumId="6" w15:restartNumberingAfterBreak="0">
+  <w:abstractNum w:abstractNumId="7" w15:restartNumberingAfterBreak="0">
     <w:nsid w:val="71B15602"/>
     <w:multiLevelType w:val="multilevel"/>
     <w:tmpl w:val="A95843C8"/>
@@ -2039,7 +3534,156 @@
       </w:rPr>
     </w:lvl>
   </w:abstractNum>
-  <w:abstractNum w:abstractNumId="7" w15:restartNumberingAfterBreak="0">
+  <w:abstractNum w:abstractNumId="8" w15:restartNumberingAfterBreak="0">
+    <w:nsid w:val="727A1253"/>
+    <w:multiLevelType w:val="multilevel"/>
+    <w:tmpl w:val="68A2A08C"/>
+    <w:lvl w:ilvl="0">
+      <w:start w:val="1"/>
+      <w:numFmt w:val="bullet"/>
+      <w:lvlText w:val=""/>
+      <w:lvlJc w:val="left"/>
+      <w:pPr>
+        <w:tabs>
+          <w:tab w:val="num" w:pos="720"/>
+        </w:tabs>
+        <w:ind w:left="720" w:hanging="360"/>
+      </w:pPr>
+      <w:rPr>
+        <w:rFonts w:ascii="Symbol" w:hAnsi="Symbol" w:hint="default"/>
+        <w:sz w:val="20"/>
+      </w:rPr>
+    </w:lvl>
+    <w:lvl w:ilvl="1" w:tentative="1">
+      <w:start w:val="1"/>
+      <w:numFmt w:val="bullet"/>
+      <w:lvlText w:val="o"/>
+      <w:lvlJc w:val="left"/>
+      <w:pPr>
+        <w:tabs>
+          <w:tab w:val="num" w:pos="1440"/>
+        </w:tabs>
+        <w:ind w:left="1440" w:hanging="360"/>
+      </w:pPr>
+      <w:rPr>
+        <w:rFonts w:ascii="Courier New" w:hAnsi="Courier New" w:hint="default"/>
+        <w:sz w:val="20"/>
+      </w:rPr>
+    </w:lvl>
+    <w:lvl w:ilvl="2" w:tentative="1">
+      <w:start w:val="1"/>
+      <w:numFmt w:val="bullet"/>
+      <w:lvlText w:val=""/>
+      <w:lvlJc w:val="left"/>
+      <w:pPr>
+        <w:tabs>
+          <w:tab w:val="num" w:pos="2160"/>
+        </w:tabs>
+        <w:ind w:left="2160" w:hanging="360"/>
+      </w:pPr>
+      <w:rPr>
+        <w:rFonts w:ascii="Wingdings" w:hAnsi="Wingdings" w:hint="default"/>
+        <w:sz w:val="20"/>
+      </w:rPr>
+    </w:lvl>
+    <w:lvl w:ilvl="3" w:tentative="1">
+      <w:start w:val="1"/>
+      <w:numFmt w:val="bullet"/>
+      <w:lvlText w:val=""/>
+      <w:lvlJc w:val="left"/>
+      <w:pPr>
+        <w:tabs>
+          <w:tab w:val="num" w:pos="2880"/>
+        </w:tabs>
+        <w:ind w:left="2880" w:hanging="360"/>
+      </w:pPr>
+      <w:rPr>
+        <w:rFonts w:ascii="Wingdings" w:hAnsi="Wingdings" w:hint="default"/>
+        <w:sz w:val="20"/>
+      </w:rPr>
+    </w:lvl>
+    <w:lvl w:ilvl="4" w:tentative="1">
+      <w:start w:val="1"/>
+      <w:numFmt w:val="bullet"/>
+      <w:lvlText w:val=""/>
+      <w:lvlJc w:val="left"/>
+      <w:pPr>
+        <w:tabs>
+          <w:tab w:val="num" w:pos="3600"/>
+        </w:tabs>
+        <w:ind w:left="3600" w:hanging="360"/>
+      </w:pPr>
+      <w:rPr>
+        <w:rFonts w:ascii="Wingdings" w:hAnsi="Wingdings" w:hint="default"/>
+        <w:sz w:val="20"/>
+      </w:rPr>
+    </w:lvl>
+    <w:lvl w:ilvl="5" w:tentative="1">
+      <w:start w:val="1"/>
+      <w:numFmt w:val="bullet"/>
+      <w:lvlText w:val=""/>
+      <w:lvlJc w:val="left"/>
+      <w:pPr>
+        <w:tabs>
+          <w:tab w:val="num" w:pos="4320"/>
+        </w:tabs>
+        <w:ind w:left="4320" w:hanging="360"/>
+      </w:pPr>
+      <w:rPr>
+        <w:rFonts w:ascii="Wingdings" w:hAnsi="Wingdings" w:hint="default"/>
+        <w:sz w:val="20"/>
+      </w:rPr>
+    </w:lvl>
+    <w:lvl w:ilvl="6" w:tentative="1">
+      <w:start w:val="1"/>
+      <w:numFmt w:val="bullet"/>
+      <w:lvlText w:val=""/>
+      <w:lvlJc w:val="left"/>
+      <w:pPr>
+        <w:tabs>
+          <w:tab w:val="num" w:pos="5040"/>
+        </w:tabs>
+        <w:ind w:left="5040" w:hanging="360"/>
+      </w:pPr>
+      <w:rPr>
+        <w:rFonts w:ascii="Wingdings" w:hAnsi="Wingdings" w:hint="default"/>
+        <w:sz w:val="20"/>
+      </w:rPr>
+    </w:lvl>
+    <w:lvl w:ilvl="7" w:tentative="1">
+      <w:start w:val="1"/>
+      <w:numFmt w:val="bullet"/>
+      <w:lvlText w:val=""/>
+      <w:lvlJc w:val="left"/>
+      <w:pPr>
+        <w:tabs>
+          <w:tab w:val="num" w:pos="5760"/>
+        </w:tabs>
+        <w:ind w:left="5760" w:hanging="360"/>
+      </w:pPr>
+      <w:rPr>
+        <w:rFonts w:ascii="Wingdings" w:hAnsi="Wingdings" w:hint="default"/>
+        <w:sz w:val="20"/>
+      </w:rPr>
+    </w:lvl>
+    <w:lvl w:ilvl="8" w:tentative="1">
+      <w:start w:val="1"/>
+      <w:numFmt w:val="bullet"/>
+      <w:lvlText w:val=""/>
+      <w:lvlJc w:val="left"/>
+      <w:pPr>
+        <w:tabs>
+          <w:tab w:val="num" w:pos="6480"/>
+        </w:tabs>
+        <w:ind w:left="6480" w:hanging="360"/>
+      </w:pPr>
+      <w:rPr>
+        <w:rFonts w:ascii="Wingdings" w:hAnsi="Wingdings" w:hint="default"/>
+        <w:sz w:val="20"/>
+      </w:rPr>
+    </w:lvl>
+  </w:abstractNum>
+  <w:abstractNum w:abstractNumId="9" w15:restartNumberingAfterBreak="0">
     <w:nsid w:val="73834ADE"/>
     <w:multiLevelType w:val="multilevel"/>
     <w:tmpl w:val="CC709166"/>
@@ -2189,7 +3833,7 @@
     </w:lvl>
   </w:abstractNum>
   <w:num w:numId="1" w16cid:durableId="455636021">
-    <w:abstractNumId w:val="5"/>
+    <w:abstractNumId w:val="6"/>
   </w:num>
   <w:num w:numId="2" w16cid:durableId="701827701">
     <w:abstractNumId w:val="0"/>
@@ -2204,13 +3848,19 @@
     <w:abstractNumId w:val="2"/>
   </w:num>
   <w:num w:numId="6" w16cid:durableId="1087575709">
-    <w:abstractNumId w:val="7"/>
+    <w:abstractNumId w:val="9"/>
   </w:num>
   <w:num w:numId="7" w16cid:durableId="1652053396">
-    <w:abstractNumId w:val="6"/>
+    <w:abstractNumId w:val="7"/>
   </w:num>
   <w:num w:numId="8" w16cid:durableId="232156143">
     <w:abstractNumId w:val="1"/>
+  </w:num>
+  <w:num w:numId="9" w16cid:durableId="1161581824">
+    <w:abstractNumId w:val="8"/>
+  </w:num>
+  <w:num w:numId="10" w16cid:durableId="465664891">
+    <w:abstractNumId w:val="5"/>
   </w:num>
 </w:numbering>
 </file>
@@ -3167,6 +4817,48 @@
       <w:spacing w:val="5"/>
     </w:rPr>
   </w:style>
+  <w:style w:type="paragraph" w:styleId="HTMLPreformatted">
+    <w:name w:val="HTML Preformatted"/>
+    <w:basedOn w:val="Normal"/>
+    <w:link w:val="HTMLPreformattedChar"/>
+    <w:uiPriority w:val="99"/>
+    <w:semiHidden/>
+    <w:unhideWhenUsed/>
+    <w:rsid w:val="00935B40"/>
+    <w:pPr>
+      <w:spacing w:after="0" w:line="240" w:lineRule="auto"/>
+    </w:pPr>
+    <w:rPr>
+      <w:rFonts w:ascii="Consolas" w:hAnsi="Consolas"/>
+      <w:sz w:val="20"/>
+      <w:szCs w:val="20"/>
+    </w:rPr>
+  </w:style>
+  <w:style w:type="character" w:customStyle="1" w:styleId="HTMLPreformattedChar">
+    <w:name w:val="HTML Preformatted Char"/>
+    <w:basedOn w:val="DefaultParagraphFont"/>
+    <w:link w:val="HTMLPreformatted"/>
+    <w:uiPriority w:val="99"/>
+    <w:semiHidden/>
+    <w:rsid w:val="00935B40"/>
+    <w:rPr>
+      <w:rFonts w:ascii="Consolas" w:hAnsi="Consolas"/>
+      <w:sz w:val="20"/>
+      <w:szCs w:val="20"/>
+    </w:rPr>
+  </w:style>
+  <w:style w:type="paragraph" w:styleId="NormalWeb">
+    <w:name w:val="Normal (Web)"/>
+    <w:basedOn w:val="Normal"/>
+    <w:uiPriority w:val="99"/>
+    <w:semiHidden/>
+    <w:unhideWhenUsed/>
+    <w:rsid w:val="00560430"/>
+    <w:rPr>
+      <w:rFonts w:cs="Times New Roman"/>
+      <w:sz w:val="24"/>
+    </w:rPr>
+  </w:style>
 </w:styles>
 </file>
 
